--- a/docs/股票机会发现系统_PRD_V1.0.docx
+++ b/docs/股票机会发现系统_PRD_V1.0.docx
@@ -13653,6 +13653,175 @@
     <w:p>
       <w:r>
         <w:t>- 该参数只影响 Tushare 请求节奏，不改变数据库 upsert 幂等写入逻辑。</w:t>
+      </w:r>
+    </w:p>
+    <w:p>
+      <w:r>
+        <w:rPr>
+          <w:b/>
+          <w:sz w:val="28"/>
+        </w:rPr>
+        <w:t>网页名称补充（2026-08-31）</w:t>
+      </w:r>
+    </w:p>
+    <w:p>
+      <w:r>
+        <w:t>- 前端浏览器标题和首页顶部显示名称统一改为“空间”。</w:t>
+      </w:r>
+    </w:p>
+    <w:p>
+      <w:r>
+        <w:t>- 后端 FastAPI 应用名称也同步为“空间”，用于 API 文档和健康检查返回值。</w:t>
+      </w:r>
+    </w:p>
+    <w:p>
+      <w:r>
+        <w:t>- 历史需求文档文件名可以保留原项目名称，不作为网页用户可见名称。</w:t>
+      </w:r>
+    </w:p>
+    <w:p>
+      <w:r>
+        <w:rPr>
+          <w:b/>
+          <w:sz w:val="28"/>
+        </w:rPr>
+        <w:t>页面目录与功能分区补充（2026-08-31）</w:t>
+      </w:r>
+    </w:p>
+    <w:p>
+      <w:r>
+        <w:t>- 前端已改为带目录的多视图结构，一级目录包含总览、数据、长线、短线。</w:t>
+      </w:r>
+    </w:p>
+    <w:p>
+      <w:r>
+        <w:t>- 总览页面展示市场核心指标、市场分布图、行业热度图和信号后验统计。</w:t>
+      </w:r>
+    </w:p>
+    <w:p>
+      <w:r>
+        <w:t>- 数据页面集中放置数据覆盖、日期范围拉取、当前任务、最近任务和覆盖明细表。</w:t>
+      </w:r>
+    </w:p>
+    <w:p>
+      <w:r>
+        <w:t>- 长线页面集中放置右侧池、趋势池和行业热度列表。</w:t>
+      </w:r>
+    </w:p>
+    <w:p>
+      <w:r>
+        <w:t>- 短线页面集中放置衰退/风险池、策略信号计数和行业短线动量。</w:t>
+      </w:r>
+    </w:p>
+    <w:p>
+      <w:r>
+        <w:rPr>
+          <w:b/>
+          <w:sz w:val="28"/>
+        </w:rPr>
+        <w:t>前端目录样式修复补充（2026-08-31）</w:t>
+      </w:r>
+    </w:p>
+    <w:p>
+      <w:r>
+        <w:t>- 已修复 Vite 开发服务返回旧 CSS 时导致目录按钮裸露、主布局退化为普通文档流的问题。</w:t>
+      </w:r>
+    </w:p>
+    <w:p>
+      <w:r>
+        <w:t>- 前端主布局采用 workspace-shell、side-nav、content-shell 和 nav-button 等固定样式类。</w:t>
+      </w:r>
+    </w:p>
+    <w:p>
+      <w:r>
+        <w:t>- 修改 frontend/src/style.css 或页面主布局后，需要重启 Vite 开发服务，并用浏览器检查关键样式是否命中。</w:t>
+      </w:r>
+    </w:p>
+    <w:p>
+      <w:r>
+        <w:t>- 行业热度无数据时不再渲染空坐标轴，改为明确的空状态展示。</w:t>
+      </w:r>
+    </w:p>
+    <w:p>
+      <w:r>
+        <w:rPr>
+          <w:b/>
+          <w:sz w:val="28"/>
+        </w:rPr>
+        <w:t>补算因子与数据覆盖日历补充（2026-08-31）</w:t>
+      </w:r>
+    </w:p>
+    <w:p>
+      <w:r>
+        <w:t>- 数据页面第一块新增“补算因子与股票池”，用于原始行情补充后从页面手动触发分析补算。</w:t>
+      </w:r>
+    </w:p>
+    <w:p>
+      <w:r>
+        <w:t>- 后端新增 POST /api/v1/jobs/recalculate，后台按因子、市场、行业、状态、信号后验顺序执行，并写入 job_run 进度。</w:t>
+      </w:r>
+    </w:p>
+    <w:p>
+      <w:r>
+        <w:t>- 补算任务使用 upsert 幂等写入，同一区间可重复执行，不会因重复点击同一日期范围而重复插入自然键数据。</w:t>
+      </w:r>
+    </w:p>
+    <w:p>
+      <w:r>
+        <w:t>- 后端新增 GET /api/v1/system/data-calendar，按日期返回交易日历和核心数据表行数。</w:t>
+      </w:r>
+    </w:p>
+    <w:p>
+      <w:r>
+        <w:t>- 前端新增数据覆盖日历，状态包含休市、未拉取、已拉未算、基础已算和行业完成。</w:t>
+      </w:r>
+    </w:p>
+    <w:p>
+      <w:r>
+        <w:rPr>
+          <w:b/>
+          <w:sz w:val="28"/>
+        </w:rPr>
+        <w:t>补算任务分块进度补充（2026-08-31）</w:t>
+      </w:r>
+    </w:p>
+    <w:p>
+      <w:r>
+        <w:t>- recalculate 后台任务的因子阶段按自然月分块调用 FactorService.recalc，避免半年以上区间一次性计算导致页面长时间无进度变化。</w:t>
+      </w:r>
+    </w:p>
+    <w:p>
+      <w:r>
+        <w:t>- 每个因子分块开始和结束都必须写回 job_run.step、row_count、job_metadata.progress_pct、factor_chunk_index、factor_chunk_count、factor_chunk_start 和 factor_chunk_end。</w:t>
+      </w:r>
+    </w:p>
+    <w:p>
+      <w:r>
+        <w:t>- 前端任务状态继续轮询 GET /api/v1/jobs，不需要新增接口即可展示当前分块范围、累计写入行数和进度百分比。</w:t>
+      </w:r>
+    </w:p>
+    <w:p>
+      <w:r>
+        <w:t>- 后端进程如果在旧任务执行中途重启，旧任务可能停留在 RUNNING，需要人工确认后改为 FAILED 再重新提交补算任务。</w:t>
+      </w:r>
+    </w:p>
+    <w:p>
+      <w:r>
+        <w:rPr>
+          <w:b/>
+          <w:sz w:val="28"/>
+        </w:rPr>
+        <w:t>补算行数显示补充（2026-08-31）</w:t>
+      </w:r>
+    </w:p>
+    <w:p>
+      <w:r>
+        <w:t>- recalculate 的 row_count 以因子分块写库完成为更新边界，分块内部进行 pandas 滚动窗口、最大回撤和 RPS 排名计算时不会逐股票递增。</w:t>
+      </w:r>
+    </w:p>
+    <w:p>
+      <w:r>
+        <w:t>- 前端在因子分块计算中显示“当前因子分块完成后更新行数”，避免用户把 0 行误解为任务卡死。</w:t>
       </w:r>
     </w:p>
     <w:sectPr>

--- a/docs/股票机会发现系统_PRD_V1.0.docx
+++ b/docs/股票机会发现系统_PRD_V1.0.docx
@@ -13822,6 +13822,30 @@
     <w:p>
       <w:r>
         <w:t>- 前端在因子分块计算中显示“当前因子分块完成后更新行数”，避免用户把 0 行误解为任务卡死。</w:t>
+      </w:r>
+    </w:p>
+    <w:p>
+      <w:r>
+        <w:rPr>
+          <w:b/>
+          <w:sz w:val="28"/>
+        </w:rPr>
+        <w:t>数据覆盖明细分页补充（2026-09-01）</w:t>
+      </w:r>
+    </w:p>
+    <w:p>
+      <w:r>
+        <w:t>- 前端数据覆盖明细表已改为本地分页展示，默认每页 20 条。</w:t>
+      </w:r>
+    </w:p>
+    <w:p>
+      <w:r>
+        <w:t>- 用户可在页面切换 10、20、50 或 100 条每页，并使用上一页、下一页浏览历史覆盖记录。</w:t>
+      </w:r>
+    </w:p>
+    <w:p>
+      <w:r>
+        <w:t>- 分页只影响前端展示，不改变 /api/v1/system/data-coverage 接口返回结构，也不影响数据拉取、补算或任务状态。</w:t>
       </w:r>
     </w:p>
     <w:sectPr>
